--- a/Sound/XRSound/assets/Doc/XRSound User Manual.docx
+++ b/Sound/XRSound/assets/Doc/XRSound User Manual.docx
@@ -158,19 +158,19 @@
         <w:rPr>
           <w:sz w:val="24"/>
         </w:rPr>
-        <w:t>Powered by</w:t>
+        <w:t xml:space="preserve">Linux edition: sound through PipeWire.</w:t>
       </w:r>
       <w:r>
         <w:rPr>
           <w:sz w:val="24"/>
         </w:rPr>
-        <w:t xml:space="preserve"> </w:t>
+        <w:t xml:space="preserve"/>
       </w:r>
       <w:r>
         <w:rPr>
           <w:sz w:val="24"/>
         </w:rPr>
-        <w:t xml:space="preserve">the </w:t>
+        <w:t xml:space="preserve"/>
       </w:r>
       <w:hyperlink r:id="rId9" w:history="1">
         <w:r>
@@ -178,20 +178,20 @@
             <w:rStyle w:val="Hyperlink"/>
             <w:sz w:val="24"/>
           </w:rPr>
-          <w:t>irrKlang</w:t>
+          <w:t xml:space="preserve"/>
         </w:r>
       </w:hyperlink>
       <w:r>
         <w:rPr>
           <w:sz w:val="24"/>
         </w:rPr>
-        <w:t xml:space="preserve"> Sound Engin</w:t>
+        <w:t xml:space="preserve"/>
       </w:r>
       <w:r>
         <w:rPr>
           <w:sz w:val="24"/>
         </w:rPr>
-        <w:t xml:space="preserve">e.  </w:t>
+        <w:t xml:space="preserve">  </w:t>
       </w:r>
     </w:p>
     <w:p>
@@ -200,20 +200,6 @@
           <w:sz w:val="24"/>
         </w:rPr>
       </w:pPr>
-    </w:p>
-    <w:p>
-      <w:pPr>
-        <w:jc w:val="center"/>
-      </w:pPr>
-      <w:hyperlink r:id="rId10" w:history="1">
-        <w:r>
-          <w:pict w14:anchorId="43F6D1C9">
-            <v:shape id="_x0000_i1029" type="#_x0000_t75" style="width:244.55pt;height:70.65pt">
-              <v:imagedata r:id="rId11" o:title="irrklang_link_big"/>
-            </v:shape>
-          </w:pict>
-        </w:r>
-      </w:hyperlink>
     </w:p>
     <w:p>
       <w:pPr>
@@ -1533,13 +1519,13 @@
         <w:t xml:space="preserve"> and plugin </w:t>
       </w:r>
       <w:r>
-        <w:t xml:space="preserve">authors to use via the XRSound.dll Orbiter </w:t>
-      </w:r>
-      <w:r>
-        <w:t xml:space="preserve">plugin </w:t>
-      </w:r>
-      <w:r>
-        <w:t xml:space="preserve">module. </w:t>
+        <w:t xml:space="preserve">authors to use via the XRSound Orbiter plugin module (XRSound.so)</w:t>
+      </w:r>
+      <w:r>
+        <w:t xml:space="preserve"/>
+      </w:r>
+      <w:r>
+        <w:t xml:space="preserve">. </w:t>
       </w:r>
     </w:p>
     <w:p/>
@@ -3429,7 +3415,7 @@
           <w:rFonts w:cs="Calibri"/>
           <w:szCs w:val="20"/>
         </w:rPr>
-        <w:t xml:space="preserve">dd-ons that link with XRSound.lib can still </w:t>
+        <w:t xml:space="preserve">dd-ons that link with libXRSound.a can still </w:t>
       </w:r>
       <w:r>
         <w:rPr>
@@ -3744,21 +3730,21 @@
           <w:rFonts w:cs="Calibri"/>
           <w:szCs w:val="20"/>
         </w:rPr>
-        <w:t>Uses</w:t>
-      </w:r>
-      <w:r>
-        <w:rPr>
-          <w:rFonts w:cs="Calibri"/>
-          <w:szCs w:val="20"/>
-        </w:rPr>
-        <w:t xml:space="preserve"> the</w:t>
-      </w:r>
-      <w:r>
-        <w:rPr>
-          <w:rFonts w:cs="Calibri"/>
-          <w:szCs w:val="20"/>
-        </w:rPr>
-        <w:t xml:space="preserve"> </w:t>
+        <w:t xml:space="preserve">Decodes the following sound file formats itself:</w:t>
+      </w:r>
+      <w:r>
+        <w:rPr>
+          <w:rFonts w:cs="Calibri"/>
+          <w:szCs w:val="20"/>
+        </w:rPr>
+        <w:t xml:space="preserve"/>
+      </w:r>
+      <w:r>
+        <w:rPr>
+          <w:rFonts w:cs="Calibri"/>
+          <w:szCs w:val="20"/>
+        </w:rPr>
+        <w:t xml:space="preserve"/>
       </w:r>
       <w:hyperlink r:id="rId25" w:history="1">
         <w:r>
@@ -3767,7 +3753,7 @@
             <w:rFonts w:cs="Calibri"/>
             <w:szCs w:val="20"/>
           </w:rPr>
-          <w:t>irrKlang</w:t>
+          <w:t xml:space="preserve"/>
         </w:r>
       </w:hyperlink>
       <w:r>
@@ -3775,7 +3761,7 @@
           <w:rFonts w:cs="Calibri"/>
           <w:szCs w:val="20"/>
         </w:rPr>
-        <w:t xml:space="preserve"> sound engine, which supports the following sound file formats:</w:t>
+        <w:t xml:space="preserve"/>
       </w:r>
     </w:p>
     <w:p>
@@ -3879,7 +3865,7 @@
           <w:rFonts w:cs="Calibri"/>
           <w:szCs w:val="20"/>
         </w:rPr>
-        <w:t>MPEG-1 Audio Layer 3 (*.mp3) [</w:t>
+        <w:t xml:space="preserve">MPEG-1 Audio Layer 3 (*.mp3)</w:t>
       </w:r>
       <w:r>
         <w:rPr>
@@ -3887,14 +3873,14 @@
           <w:i/>
           <w:szCs w:val="20"/>
         </w:rPr>
-        <w:t>via ikpMP3.dll plugin, included</w:t>
-      </w:r>
-      <w:r>
-        <w:rPr>
-          <w:rFonts w:cs="Calibri"/>
-          <w:szCs w:val="20"/>
-        </w:rPr>
-        <w:t>]</w:t>
+        <w:t xml:space="preserve"/>
+      </w:r>
+      <w:r>
+        <w:rPr>
+          <w:rFonts w:cs="Calibri"/>
+          <w:szCs w:val="20"/>
+        </w:rPr>
+        <w:t xml:space="preserve"/>
       </w:r>
     </w:p>
     <w:p>
@@ -3931,7 +3917,7 @@
           <w:rFonts w:cs="Calibri"/>
           <w:szCs w:val="20"/>
         </w:rPr>
-        <w:t>) [</w:t>
+        <w:t xml:space="preserve">)</w:t>
       </w:r>
       <w:r>
         <w:rPr>
@@ -3939,14 +3925,14 @@
           <w:i/>
           <w:szCs w:val="20"/>
         </w:rPr>
-        <w:t>via ikpFlac.dll plugin, included</w:t>
-      </w:r>
-      <w:r>
-        <w:rPr>
-          <w:rFonts w:cs="Calibri"/>
-          <w:szCs w:val="20"/>
-        </w:rPr>
-        <w:t>]</w:t>
+        <w:t xml:space="preserve"/>
+      </w:r>
+      <w:r>
+        <w:rPr>
+          <w:rFonts w:cs="Calibri"/>
+          <w:szCs w:val="20"/>
+        </w:rPr>
+        <w:t xml:space="preserve"/>
       </w:r>
     </w:p>
     <w:p>
@@ -4009,7 +3995,7 @@
           <w:rFonts w:cs="Calibri"/>
           <w:szCs w:val="20"/>
         </w:rPr>
-        <w:t>Scream Tracker 3 (*.s3d)</w:t>
+        <w:t xml:space="preserve">Scream Tracker 3 (*.s3m)</w:t>
       </w:r>
     </w:p>
     <w:p>
@@ -4060,55 +4046,6 @@
     </w:p>
     <w:p>
       <w:pPr>
-        <w:numPr>
-          <w:ilvl w:val="1"/>
-          <w:numId w:val="39"/>
-        </w:numPr>
-        <w:ind w:left="1080"/>
-        <w:textAlignment w:val="center"/>
-        <w:rPr>
-          <w:rFonts w:cs="Calibri"/>
-          <w:szCs w:val="20"/>
-        </w:rPr>
-      </w:pPr>
-      <w:r>
-        <w:rPr>
-          <w:rFonts w:cs="Calibri"/>
-          <w:szCs w:val="20"/>
-        </w:rPr>
-        <w:t xml:space="preserve">Additional sound formats may be supported by </w:t>
-      </w:r>
-      <w:r>
-        <w:rPr>
-          <w:rFonts w:cs="Calibri"/>
-          <w:szCs w:val="20"/>
-        </w:rPr>
-        <w:t>adding</w:t>
-      </w:r>
-      <w:r>
-        <w:rPr>
-          <w:rFonts w:cs="Calibri"/>
-          <w:szCs w:val="20"/>
-        </w:rPr>
-        <w:t xml:space="preserve"> irrKlang plugin DLLs into </w:t>
-      </w:r>
-      <w:r>
-        <w:rPr>
-          <w:rFonts w:ascii="Courier New" w:hAnsi="Courier New" w:cs="Courier New"/>
-          <w:szCs w:val="20"/>
-        </w:rPr>
-        <w:t>$ORBITER_ROOT</w:t>
-      </w:r>
-      <w:r>
-        <w:rPr>
-          <w:rFonts w:cs="Calibri"/>
-          <w:szCs w:val="20"/>
-        </w:rPr>
-        <w:t>.</w:t>
-      </w:r>
-    </w:p>
-    <w:p>
-      <w:pPr>
         <w:ind w:left="720"/>
         <w:textAlignment w:val="center"/>
         <w:rPr>
@@ -4137,7 +4074,7 @@
           <w:rFonts w:ascii="Courier New" w:hAnsi="Courier New" w:cs="Courier New"/>
           <w:szCs w:val="20"/>
         </w:rPr>
-        <w:t>$ORBITER_ROOT\XRSound\XRSound*.</w:t>
+        <w:t xml:space="preserve">$ORBITER_ROOT/XRSound/XRSound*.cfg</w:t>
       </w:r>
       <w:proofErr w:type="spellStart"/>
       <w:r>
@@ -4145,7 +4082,7 @@
           <w:rFonts w:ascii="Courier New" w:hAnsi="Courier New" w:cs="Courier New"/>
           <w:szCs w:val="20"/>
         </w:rPr>
-        <w:t>cfg</w:t>
+        <w:t xml:space="preserve"/>
       </w:r>
       <w:proofErr w:type="spellEnd"/>
       <w:r>
@@ -4194,14 +4131,14 @@
           <w:rFonts w:cs="Calibri"/>
           <w:szCs w:val="20"/>
         </w:rPr>
-        <w:t xml:space="preserve"> (used with static library XRSound.lib or XRSoundD.lib) in </w:t>
+        <w:t xml:space="preserve"> (used with static library libXRSound.a) in $ORBITER_ROOT/Orbitersdk/XRSound</w:t>
       </w:r>
       <w:r>
         <w:rPr>
           <w:rFonts w:ascii="Courier New" w:hAnsi="Courier New" w:cs="Courier New"/>
           <w:szCs w:val="20"/>
         </w:rPr>
-        <w:t>$ORBITER_ROOT\Orbitersdk\XRSound</w:t>
+        <w:t xml:space="preserve"/>
       </w:r>
       <w:r>
         <w:rPr>
@@ -4246,7 +4183,7 @@
         <w:jc w:val="both"/>
       </w:pPr>
       <w:r>
-        <w:t>Windows Vista or newer.</w:t>
+        <w:t xml:space="preserve">64-bit Linux with PipeWire (without it, Orbiter runs silent).</w:t>
       </w:r>
     </w:p>
     <w:p>
@@ -4304,26 +4241,6 @@
     </w:p>
     <w:p>
       <w:pPr>
-        <w:numPr>
-          <w:ilvl w:val="0"/>
-          <w:numId w:val="5"/>
-        </w:numPr>
-        <w:jc w:val="both"/>
-      </w:pPr>
-      <w:hyperlink r:id="rId27" w:history="1">
-        <w:r>
-          <w:rPr>
-            <w:rStyle w:val="Hyperlink"/>
-          </w:rPr>
-          <w:t>Microsoft Visual Studio 2019 Redistributable</w:t>
-        </w:r>
-      </w:hyperlink>
-      <w:r>
-        <w:t xml:space="preserve"> files. </w:t>
-      </w:r>
-    </w:p>
-    <w:p>
-      <w:pPr>
         <w:pStyle w:val="ListParagraph"/>
       </w:pPr>
     </w:p>
@@ -4422,57 +4339,57 @@
         <w:jc w:val="both"/>
       </w:pPr>
       <w:r>
-        <w:t xml:space="preserve">Install </w:t>
+        <w:t xml:space="preserve">XRSound comes with the Linux Orbiter package; there is nothing else to install.</w:t>
       </w:r>
       <w:hyperlink r:id="rId29" w:history="1">
         <w:r>
           <w:rPr>
             <w:rStyle w:val="Hyperlink"/>
           </w:rPr>
-          <w:t xml:space="preserve">Orbiter </w:t>
+          <w:t xml:space="preserve"/>
         </w:r>
         <w:r>
           <w:rPr>
             <w:rStyle w:val="Hyperlink"/>
           </w:rPr>
-          <w:t>201</w:t>
+          <w:t xml:space="preserve"/>
         </w:r>
         <w:r>
           <w:rPr>
             <w:rStyle w:val="Hyperlink"/>
           </w:rPr>
-          <w:t>6</w:t>
+          <w:t xml:space="preserve"/>
         </w:r>
       </w:hyperlink>
       <w:r>
-        <w:t xml:space="preserve"> or newer.</w:t>
-      </w:r>
-      <w:r>
-        <w:t xml:space="preserve">  </w:t>
+        <w:t xml:space="preserve"/>
+      </w:r>
+      <w:r>
+        <w:t xml:space="preserve"/>
       </w:r>
       <w:r>
         <w:rPr>
           <w:u w:val="single"/>
         </w:rPr>
-        <w:t>Older versions of Orbi</w:t>
+        <w:t xml:space="preserve"/>
       </w:r>
       <w:r>
         <w:rPr>
           <w:u w:val="single"/>
         </w:rPr>
-        <w:t xml:space="preserve">ter are </w:t>
+        <w:t xml:space="preserve"/>
       </w:r>
       <w:r>
         <w:rPr>
           <w:u w:val="single"/>
         </w:rPr>
-        <w:t>not supported</w:t>
-      </w:r>
-      <w:r>
-        <w:t xml:space="preserve"> by </w:t>
-      </w:r>
-      <w:r>
-        <w:t>XRSound.</w:t>
+        <w:t xml:space="preserve"/>
+      </w:r>
+      <w:r>
+        <w:t xml:space="preserve"/>
+      </w:r>
+      <w:r>
+        <w:t xml:space="preserve"/>
       </w:r>
     </w:p>
     <w:p>
@@ -4485,18 +4402,22 @@
         <w:jc w:val="both"/>
       </w:pPr>
       <w:r>
-        <w:t xml:space="preserve">Install the x86 (for 32-bit Orbiter) or x64 (for 64-bit Orbiter) </w:t>
-      </w:r>
-      <w:hyperlink r:id="rId30" w:history="1">
-        <w:r>
-          <w:rPr>
-            <w:rStyle w:val="Hyperlink"/>
-          </w:rPr>
-          <w:t>Microsoft Visual Studio 2019 Redistributable</w:t>
-        </w:r>
-      </w:hyperlink>
-      <w:r>
-        <w:t xml:space="preserve"> files.</w:t>
+        <w:t>Bring up</w:t>
+      </w:r>
+      <w:r>
+        <w:t xml:space="preserve"> Orbiter to display the Orbiter Launch</w:t>
+      </w:r>
+      <w:r>
+        <w:t>p</w:t>
+      </w:r>
+      <w:r>
+        <w:t>ad</w:t>
+      </w:r>
+      <w:r>
+        <w:t>.</w:t>
+      </w:r>
+      <w:r>
+        <w:t xml:space="preserve"> </w:t>
       </w:r>
     </w:p>
     <w:p>
@@ -4509,46 +4430,23 @@
         <w:jc w:val="both"/>
       </w:pPr>
       <w:r>
-        <w:t xml:space="preserve">Unzip the </w:t>
-      </w:r>
-      <w:r>
-        <w:t xml:space="preserve">correct </w:t>
-      </w:r>
-      <w:r>
-        <w:t>XR</w:t>
-      </w:r>
-      <w:r>
-        <w:t xml:space="preserve">Sound </w:t>
-      </w:r>
-      <w:r>
-        <w:t xml:space="preserve">distribution file </w:t>
-      </w:r>
-      <w:r>
-        <w:t xml:space="preserve">for your Orbiter version (i.e., either 32-bit or 64-bit) </w:t>
-      </w:r>
-      <w:r>
-        <w:t xml:space="preserve">into your </w:t>
-      </w:r>
-      <w:r>
-        <w:rPr>
-          <w:rStyle w:val="Courier10ptChar"/>
-        </w:rPr>
-        <w:t>$ORBITER_ROOT</w:t>
-      </w:r>
-      <w:r>
-        <w:t xml:space="preserve"> (e.g., </w:t>
-      </w:r>
-      <w:r>
-        <w:rPr>
-          <w:rFonts w:ascii="Courier New" w:hAnsi="Courier New"/>
-        </w:rPr>
-        <w:t>C:\Orbiter</w:t>
-      </w:r>
-      <w:r>
-        <w:t>)</w:t>
-      </w:r>
-      <w:r>
-        <w:t xml:space="preserve"> directory.</w:t>
+        <w:lastRenderedPageBreak/>
+        <w:t xml:space="preserve">Click the </w:t>
+      </w:r>
+      <w:r>
+        <w:rPr>
+          <w:i/>
+        </w:rPr>
+        <w:t>Modules</w:t>
+      </w:r>
+      <w:r>
+        <w:t xml:space="preserve"> </w:t>
+      </w:r>
+      <w:r>
+        <w:t>button</w:t>
+      </w:r>
+      <w:r>
+        <w:t xml:space="preserve">.  </w:t>
       </w:r>
     </w:p>
     <w:p>
@@ -4561,63 +4459,6 @@
         <w:jc w:val="both"/>
       </w:pPr>
       <w:r>
-        <w:t>Bring up</w:t>
-      </w:r>
-      <w:r>
-        <w:t xml:space="preserve"> Orbiter to display the Orbiter Launch</w:t>
-      </w:r>
-      <w:r>
-        <w:t>p</w:t>
-      </w:r>
-      <w:r>
-        <w:t>ad</w:t>
-      </w:r>
-      <w:r>
-        <w:t>.</w:t>
-      </w:r>
-      <w:r>
-        <w:t xml:space="preserve"> </w:t>
-      </w:r>
-    </w:p>
-    <w:p>
-      <w:pPr>
-        <w:numPr>
-          <w:ilvl w:val="0"/>
-          <w:numId w:val="7"/>
-        </w:numPr>
-        <w:spacing w:after="240"/>
-        <w:jc w:val="both"/>
-      </w:pPr>
-      <w:r>
-        <w:lastRenderedPageBreak/>
-        <w:t xml:space="preserve">Click the </w:t>
-      </w:r>
-      <w:r>
-        <w:rPr>
-          <w:i/>
-        </w:rPr>
-        <w:t>Modules</w:t>
-      </w:r>
-      <w:r>
-        <w:t xml:space="preserve"> </w:t>
-      </w:r>
-      <w:r>
-        <w:t>button</w:t>
-      </w:r>
-      <w:r>
-        <w:t xml:space="preserve">.  </w:t>
-      </w:r>
-    </w:p>
-    <w:p>
-      <w:pPr>
-        <w:numPr>
-          <w:ilvl w:val="0"/>
-          <w:numId w:val="7"/>
-        </w:numPr>
-        <w:spacing w:after="240"/>
-        <w:jc w:val="both"/>
-      </w:pPr>
-      <w:r>
         <w:t xml:space="preserve">Click </w:t>
       </w:r>
       <w:r>
@@ -4661,162 +4502,13 @@
     </w:p>
     <w:p>
       <w:pPr>
-        <w:spacing w:after="240"/>
-        <w:ind w:left="360"/>
         <w:jc w:val="both"/>
-        <w:rPr>
-          <w:iCs/>
-        </w:rPr>
-      </w:pPr>
-      <w:r>
-        <w:rPr>
-          <w:i/>
-        </w:rPr>
-        <w:t xml:space="preserve">Note: if you previously installed </w:t>
-      </w:r>
-      <w:r>
-        <w:rPr>
-          <w:i/>
-        </w:rPr>
-        <w:t xml:space="preserve">the </w:t>
-      </w:r>
-      <w:proofErr w:type="spellStart"/>
-      <w:r>
-        <w:rPr>
-          <w:i/>
-        </w:rPr>
-        <w:t>OrbiterSound</w:t>
-      </w:r>
-      <w:proofErr w:type="spellEnd"/>
-      <w:r>
-        <w:rPr>
-          <w:i/>
-        </w:rPr>
-        <w:t xml:space="preserve"> module</w:t>
-      </w:r>
-      <w:r>
-        <w:rPr>
-          <w:i/>
-        </w:rPr>
-        <w:t xml:space="preserve">, deactivate it by unchecking it in the same section.  Otherwise, its default vessel sounds will conflict with </w:t>
-      </w:r>
-      <w:proofErr w:type="spellStart"/>
-      <w:r>
-        <w:rPr>
-          <w:i/>
-        </w:rPr>
-        <w:t>XRSound</w:t>
-      </w:r>
-      <w:r>
-        <w:rPr>
-          <w:i/>
-        </w:rPr>
-        <w:t>’s</w:t>
-      </w:r>
-      <w:proofErr w:type="spellEnd"/>
-      <w:r>
-        <w:rPr>
-          <w:i/>
-        </w:rPr>
-        <w:t xml:space="preserve"> default vessel sounds</w:t>
-      </w:r>
-      <w:r>
-        <w:rPr>
-          <w:i/>
-        </w:rPr>
-        <w:t>.</w:t>
-      </w:r>
-      <w:r>
-        <w:rPr>
-          <w:i/>
-        </w:rPr>
-        <w:t xml:space="preserve"> </w:t>
-      </w:r>
-      <w:r>
-        <w:rPr>
-          <w:i/>
-        </w:rPr>
-        <w:t>However, y</w:t>
-      </w:r>
-      <w:r>
-        <w:rPr>
-          <w:i/>
-        </w:rPr>
-        <w:t xml:space="preserve">ou can install Face’s </w:t>
-      </w:r>
-      <w:hyperlink r:id="rId31" w:history="1">
-        <w:proofErr w:type="spellStart"/>
-        <w:r>
-          <w:rPr>
-            <w:rStyle w:val="Hyperlink"/>
-            <w:i/>
-          </w:rPr>
-          <w:t>SoundBridge</w:t>
-        </w:r>
-        <w:proofErr w:type="spellEnd"/>
-      </w:hyperlink>
-      <w:r>
-        <w:rPr>
-          <w:i/>
-        </w:rPr>
-        <w:t xml:space="preserve"> module to seamlessly route </w:t>
-      </w:r>
-      <w:proofErr w:type="spellStart"/>
-      <w:r>
-        <w:rPr>
-          <w:i/>
-        </w:rPr>
-        <w:t>OrbiterSound</w:t>
-      </w:r>
-      <w:proofErr w:type="spellEnd"/>
-      <w:r>
-        <w:rPr>
-          <w:i/>
-        </w:rPr>
-        <w:t xml:space="preserve"> </w:t>
-      </w:r>
-      <w:r>
-        <w:rPr>
-          <w:i/>
-        </w:rPr>
-        <w:t xml:space="preserve">calls to XRSound if </w:t>
-      </w:r>
-      <w:r>
-        <w:rPr>
-          <w:i/>
-        </w:rPr>
-        <w:t xml:space="preserve">you </w:t>
-      </w:r>
-      <w:r>
-        <w:rPr>
-          <w:i/>
-        </w:rPr>
-        <w:t xml:space="preserve">have vessels installed that require </w:t>
-      </w:r>
-      <w:proofErr w:type="spellStart"/>
-      <w:r>
-        <w:rPr>
-          <w:i/>
-        </w:rPr>
-        <w:t>OrbiterSound</w:t>
-      </w:r>
-      <w:proofErr w:type="spellEnd"/>
-      <w:r>
-        <w:rPr>
-          <w:i/>
-        </w:rPr>
-        <w:t>.</w:t>
-      </w:r>
+      </w:pPr>
     </w:p>
     <w:p>
       <w:pPr>
         <w:jc w:val="both"/>
       </w:pPr>
-    </w:p>
-    <w:p>
-      <w:pPr>
-        <w:jc w:val="both"/>
-      </w:pPr>
       <w:r>
         <w:t>N</w:t>
       </w:r>
@@ -4854,7 +4546,7 @@
         <w:rPr>
           <w:rFonts w:ascii="Courier New" w:hAnsi="Courier New" w:cs="Courier New"/>
         </w:rPr>
-        <w:t>$ORBITER_ROOT\XRSound.log</w:t>
+        <w:t xml:space="preserve">$ORBITER_ROOT/XRSound.log</w:t>
       </w:r>
       <w:r>
         <w:t xml:space="preserve"> for error or warning messages.</w:t>
@@ -4929,7 +4621,7 @@
         <w:rPr>
           <w:rStyle w:val="Courier10ptChar"/>
         </w:rPr>
-        <w:t>$ORBITER_ROOT\XRSound\XRSound.cfg</w:t>
+        <w:t xml:space="preserve">$ORBITER_ROOT/XRSound/XRSound.cfg</w:t>
       </w:r>
       <w:r>
         <w:t xml:space="preserve"> file, or on a per-vessel-class basis</w:t>
@@ -4944,7 +4636,7 @@
         <w:rPr>
           <w:rStyle w:val="Courier10ptChar"/>
         </w:rPr>
-        <w:t>$ORBITER_ROOT\XRSound\XRSound-&lt;vessel class name&gt;.</w:t>
+        <w:t xml:space="preserve">$ORBITER_ROOT/XRSound/XRSound-&lt;vessel class name&gt;.</w:t>
       </w:r>
       <w:proofErr w:type="spellStart"/>
       <w:r>
@@ -4955,16 +4647,16 @@
       </w:r>
       <w:proofErr w:type="spellEnd"/>
       <w:r>
-        <w:t xml:space="preserve"> file (for example </w:t>
+        <w:t xml:space="preserve"> file (for example ~/Orbiter/XRSound/XRSound-DeltaGlider.cfg)</w:t>
       </w:r>
       <w:r>
         <w:rPr>
           <w:rStyle w:val="Courier10ptChar"/>
         </w:rPr>
-        <w:t>C:\Orbiter\XRsound-DeltaGlider.cfg</w:t>
-      </w:r>
-      <w:r>
-        <w:t>).</w:t>
+        <w:t xml:space="preserve"/>
+      </w:r>
+      <w:r>
+        <w:t xml:space="preserve">.</w:t>
       </w:r>
       <w:r>
         <w:t xml:space="preserve">  Settings in the vessel </w:t>
@@ -5011,7 +4703,7 @@
         <w:rPr>
           <w:rStyle w:val="Courier10ptChar"/>
         </w:rPr>
-        <w:t>$ORBITER_ROOT\XRSound\XRSound.cfg</w:t>
+        <w:t xml:space="preserve">$ORBITER_ROOT/XRSound/XRSound.cfg</w:t>
       </w:r>
       <w:r>
         <w:t xml:space="preserve"> for details about </w:t>
@@ -5082,14 +4774,14 @@
         <w:rPr>
           <w:rStyle w:val="Courier10ptChar"/>
         </w:rPr>
-        <w:t>$ORBITER_ROOT\XRSound\XRSound-&lt;</w:t>
+        <w:t xml:space="preserve">$ORBITER_ROOT/XRSound/XRSound-&lt;className</w:t>
       </w:r>
       <w:proofErr w:type="spellStart"/>
       <w:r>
         <w:rPr>
           <w:rStyle w:val="Courier10ptChar"/>
         </w:rPr>
-        <w:t>className</w:t>
+        <w:t xml:space="preserve"/>
       </w:r>
       <w:proofErr w:type="spellEnd"/>
       <w:r>
@@ -5279,7 +4971,7 @@
         <w:rPr>
           <w:rStyle w:val="Courier10ptChar"/>
         </w:rPr>
-        <w:t>$ORBITER_ROOT\XRSound\XRSound.cfg</w:t>
+        <w:t xml:space="preserve">$ORBITER_ROOT/XRSound/XRSound.cfg</w:t>
       </w:r>
       <w:r>
         <w:t xml:space="preserve"> and make these edits:</w:t>
@@ -5377,7 +5069,7 @@
         <w:rPr>
           <w:rStyle w:val="Courier10ptChar"/>
         </w:rPr>
-        <w:t>$ORBITER_ROOT\XRsound.log</w:t>
+        <w:t xml:space="preserve">$ORBITER_ROOT/XRSound.log</w:t>
       </w:r>
       <w:r>
         <w:t xml:space="preserve"> file grows</w:t>
@@ -5575,14 +5267,14 @@
         <w:rPr>
           <w:rStyle w:val="Courier10ptChar"/>
         </w:rPr>
-        <w:t>$ORBITER_ROOT\XRSound\XRSound-</w:t>
+        <w:t xml:space="preserve">$ORBITER_ROOT/XRSound/XRSound-DeltaGlider.cfg</w:t>
       </w:r>
       <w:proofErr w:type="spellStart"/>
       <w:r>
         <w:rPr>
           <w:rStyle w:val="Courier10ptChar"/>
         </w:rPr>
-        <w:t>DeltaGlider.cfg</w:t>
+        <w:t xml:space="preserve"/>
       </w:r>
       <w:proofErr w:type="spellEnd"/>
       <w:r>
@@ -5636,14 +5328,14 @@
         <w:rPr>
           <w:rStyle w:val="Courier10ptChar"/>
         </w:rPr>
-        <w:t>$ORBITER_ROOT\XRSound\XRSound-</w:t>
+        <w:t xml:space="preserve">$ORBITER_ROOT/XRSound/XRSound-DeltaGlider.cfg</w:t>
       </w:r>
       <w:proofErr w:type="spellStart"/>
       <w:r>
         <w:rPr>
           <w:rStyle w:val="Courier10ptChar"/>
         </w:rPr>
-        <w:t>DeltaGlider.cfg</w:t>
+        <w:t xml:space="preserve"/>
       </w:r>
       <w:proofErr w:type="spellEnd"/>
       <w:r>
@@ -5703,7 +5395,7 @@
         <w:rPr>
           <w:rStyle w:val="Courier10ptChar"/>
         </w:rPr>
-        <w:t>$ORBITER_ROOT\XRSound\XRSound.cfg</w:t>
+        <w:t xml:space="preserve">$ORBITER_ROOT/XRSound/XRSound.cfg</w:t>
       </w:r>
       <w:r>
         <w:t xml:space="preserve"> once you are done </w:t>
@@ -5832,10 +5524,10 @@
         <w:rPr>
           <w:rStyle w:val="Courier10ptChar"/>
         </w:rPr>
-        <w:t>$ORBITER_ROOT\Orbitersdk\XRSound</w:t>
-      </w:r>
-      <w:r>
-        <w:t>:</w:t>
+        <w:t xml:space="preserve">$ORBITER_ROOT/Orbitersdk/XRSound:</w:t>
+      </w:r>
+      <w:r>
+        <w:t xml:space="preserve"/>
       </w:r>
     </w:p>
     <w:p>
@@ -5898,7 +5590,7 @@
               <w:pStyle w:val="Courier10pt"/>
             </w:pPr>
             <w:r>
-              <w:t>XRSound.lib</w:t>
+              <w:t xml:space="preserve">libXRSound.a</w:t>
             </w:r>
           </w:p>
         </w:tc>
@@ -5909,34 +5601,7 @@
           </w:tcPr>
           <w:p>
             <w:r>
-              <w:t>Release-mode C++ library</w:t>
-            </w:r>
-          </w:p>
-        </w:tc>
-      </w:tr>
-      <w:tr>
-        <w:tc>
-          <w:tcPr>
-            <w:tcW w:w="1998" w:type="dxa"/>
-            <w:shd w:val="clear" w:color="auto" w:fill="auto"/>
-          </w:tcPr>
-          <w:p>
-            <w:pPr>
-              <w:pStyle w:val="Courier10pt"/>
-            </w:pPr>
-            <w:r>
-              <w:t>XRSoundD.lib</w:t>
-            </w:r>
-          </w:p>
-        </w:tc>
-        <w:tc>
-          <w:tcPr>
-            <w:tcW w:w="6858" w:type="dxa"/>
-            <w:shd w:val="clear" w:color="auto" w:fill="auto"/>
-          </w:tcPr>
-          <w:p>
-            <w:r>
-              <w:t>Debug-mode C++ library</w:t>
+              <w:t xml:space="preserve">C++ library (release and debug builds)</w:t>
             </w:r>
           </w:p>
         </w:tc>
@@ -5945,82 +5610,82 @@
     <w:p/>
     <w:p>
       <w:r>
-        <w:t xml:space="preserve">For Debug builds, you should link with </w:t>
+        <w:t xml:space="preserve">Link your module with libXRSound.a for both Debug and Release builds.  The library is lightweight and at runtime simply invokes the corresponding methods in the loaded XRSound module (XRSound.so), if present.</w:t>
       </w:r>
       <w:r>
         <w:rPr>
           <w:rStyle w:val="Courier10ptChar"/>
         </w:rPr>
-        <w:t>XRSoundD.lib</w:t>
-      </w:r>
-      <w:r>
-        <w:t xml:space="preserve">.  Link with </w:t>
+        <w:t xml:space="preserve"/>
+      </w:r>
+      <w:r>
+        <w:t xml:space="preserve"/>
       </w:r>
       <w:r>
         <w:rPr>
           <w:rStyle w:val="Courier10ptChar"/>
         </w:rPr>
-        <w:t>XRSound.lib</w:t>
-      </w:r>
-      <w:r>
-        <w:t xml:space="preserve"> for Release builds.  The </w:t>
-      </w:r>
-      <w:r>
-        <w:t xml:space="preserve">XRSound </w:t>
-      </w:r>
-      <w:r>
-        <w:t xml:space="preserve">2.0 </w:t>
-      </w:r>
-      <w:r>
-        <w:t>libraries were compiled using Visual Studio 201</w:t>
-      </w:r>
-      <w:r>
-        <w:t>9</w:t>
-      </w:r>
-      <w:r>
-        <w:t>, so using Visual Studio version 201</w:t>
-      </w:r>
-      <w:r>
-        <w:t>9</w:t>
-      </w:r>
-      <w:r>
-        <w:t xml:space="preserve"> or later is recommended; earlier Visual Studio versions </w:t>
-      </w:r>
-      <w:r>
-        <w:t xml:space="preserve">may or may not link </w:t>
-      </w:r>
-      <w:r>
-        <w:t xml:space="preserve">with </w:t>
-      </w:r>
-      <w:r>
-        <w:t>the library successfully</w:t>
-      </w:r>
-      <w:r>
-        <w:t>.</w:t>
-      </w:r>
-      <w:r>
-        <w:t xml:space="preserve">  </w:t>
-      </w:r>
-      <w:r>
-        <w:t>T</w:t>
-      </w:r>
-      <w:r>
-        <w:t xml:space="preserve">hese libraries are lightweight and </w:t>
-      </w:r>
-      <w:r>
-        <w:t xml:space="preserve">at runtime </w:t>
-      </w:r>
-      <w:r>
-        <w:t xml:space="preserve">simply dynamically invoke the corresponding methods in </w:t>
+        <w:t xml:space="preserve"/>
+      </w:r>
+      <w:r>
+        <w:t xml:space="preserve"/>
+      </w:r>
+      <w:r>
+        <w:t xml:space="preserve"/>
+      </w:r>
+      <w:r>
+        <w:t xml:space="preserve"/>
+      </w:r>
+      <w:r>
+        <w:t xml:space="preserve"/>
+      </w:r>
+      <w:r>
+        <w:t xml:space="preserve"/>
+      </w:r>
+      <w:r>
+        <w:t xml:space="preserve"/>
+      </w:r>
+      <w:r>
+        <w:t xml:space="preserve"/>
+      </w:r>
+      <w:r>
+        <w:t xml:space="preserve"/>
+      </w:r>
+      <w:r>
+        <w:t xml:space="preserve"/>
+      </w:r>
+      <w:r>
+        <w:t xml:space="preserve"/>
+      </w:r>
+      <w:r>
+        <w:t xml:space="preserve"/>
+      </w:r>
+      <w:r>
+        <w:t xml:space="preserve"/>
+      </w:r>
+      <w:r>
+        <w:t xml:space="preserve"/>
+      </w:r>
+      <w:r>
+        <w:t xml:space="preserve"/>
+      </w:r>
+      <w:r>
+        <w:t xml:space="preserve"/>
+      </w:r>
+      <w:r>
+        <w:t xml:space="preserve"/>
+      </w:r>
+      <w:r>
+        <w:t xml:space="preserve"/>
       </w:r>
       <w:r>
         <w:rPr>
           <w:rStyle w:val="Courier10ptChar"/>
         </w:rPr>
-        <w:t>XRSound.dll</w:t>
-      </w:r>
-      <w:r>
-        <w:t>, if present.</w:t>
+        <w:t xml:space="preserve"/>
+      </w:r>
+      <w:r>
+        <w:t xml:space="preserve"/>
       </w:r>
     </w:p>
     <w:p/>
@@ -6032,13 +5697,13 @@
         <w:rPr>
           <w:rStyle w:val="Courier10ptChar"/>
         </w:rPr>
-        <w:t>$ORBTER_ROOT\Orbitersdk\XRSound\</w:t>
+        <w:t xml:space="preserve">$ORBITER_ROOT/Orbitersdk/XRSound/XRSound.h</w:t>
       </w:r>
       <w:r>
         <w:rPr>
           <w:rStyle w:val="Courier10ptChar"/>
         </w:rPr>
-        <w:t>XRSound.h</w:t>
+        <w:t xml:space="preserve"/>
       </w:r>
       <w:r>
         <w:t xml:space="preserve">.  Here are </w:t>
@@ -6590,7 +6255,7 @@
         <w:t xml:space="preserve">; </w:t>
       </w:r>
       <w:r>
-        <w:t xml:space="preserve">this is all managed by the underlying </w:t>
+        <w:t xml:space="preserve">this is all managed by XRSound’s audio engine.</w:t>
       </w:r>
       <w:hyperlink r:id="rId32" w:history="1">
         <w:r>
@@ -6599,11 +6264,11 @@
             <w:rFonts w:cs="Calibri"/>
             <w:szCs w:val="22"/>
           </w:rPr>
-          <w:t>irrKlang</w:t>
+          <w:t xml:space="preserve"/>
         </w:r>
       </w:hyperlink>
       <w:r>
-        <w:t xml:space="preserve"> sound engine.</w:t>
+        <w:t xml:space="preserve"/>
       </w:r>
     </w:p>
     <w:p/>
@@ -7025,33 +6690,33 @@
         <w:rPr>
           <w:lang w:eastAsia="ja-JP"/>
         </w:rPr>
-        <w:t xml:space="preserve"> value to uniquely identify which Orbiter module is calling it, it is best to pass the name of your Orbiter module's DLL </w:t>
+        <w:t xml:space="preserve"> value to uniquely identify which Orbiter module is calling it, it is best to pass the name of your Orbiter module's file here; e.g., if your custom MP3 Orbiter module is installed as MyCoolMp3Player.so,</w:t>
       </w:r>
       <w:proofErr w:type="gramStart"/>
       <w:r>
         <w:rPr>
           <w:lang w:eastAsia="ja-JP"/>
         </w:rPr>
-        <w:t>here;</w:t>
+        <w:t xml:space="preserve"/>
       </w:r>
       <w:proofErr w:type="gramEnd"/>
       <w:r>
         <w:rPr>
           <w:lang w:eastAsia="ja-JP"/>
         </w:rPr>
-        <w:t xml:space="preserve"> e.g., if your custom MP3 Orbiter module is installed as </w:t>
+        <w:t xml:space="preserve"/>
       </w:r>
       <w:r>
         <w:rPr>
           <w:rStyle w:val="Courier10ptChar"/>
         </w:rPr>
-        <w:t>MyCoolMp3Player.dll</w:t>
+        <w:t xml:space="preserve"/>
       </w:r>
       <w:r>
         <w:rPr>
           <w:lang w:eastAsia="ja-JP"/>
         </w:rPr>
-        <w:t xml:space="preserve">, it's best to pass "MyCoolMp3Player" as the </w:t>
+        <w:t xml:space="preserve"> it's best to pass "MyCoolMp3Player" as the </w:t>
       </w:r>
       <w:proofErr w:type="spellStart"/>
       <w:r>
@@ -7607,7 +7272,7 @@
         <w:rPr>
           <w:rStyle w:val="Courier10ptChar"/>
         </w:rPr>
-        <w:t>$ORBITER_ROOT\Orbitersdk\XRSound\XRSound.h</w:t>
+        <w:t xml:space="preserve">$ORBITER_ROOT/Orbitersdk/XRSound/XRSound.h</w:t>
       </w:r>
       <w:r>
         <w:t xml:space="preserve"> for more information about the </w:t>
